--- a/dosyalar/calisma-kagitlari/8-sinif/arapca-8-sinif-calisma-kagitlari.docx
+++ b/dosyalar/calisma-kagitlari/8-sinif/arapca-8-sinif-calisma-kagitlari.docx
@@ -514,7 +514,7 @@
                 <w:szCs w:val="28"/>
                 <w:rtl/>
               </w:rPr>
-              <w:t xml:space="preserve">اَلصِّدْقُ</w:t>
+              <w:t xml:space="preserve">اَلصِّدْقُ</w:t>
             </w:r>
           </w:p>
         </w:tc>
@@ -684,7 +684,7 @@
                 <w:szCs w:val="28"/>
                 <w:rtl/>
               </w:rPr>
-              <w:t xml:space="preserve">اَلْأَمَانَةُ</w:t>
+              <w:t xml:space="preserve">اَلأَمَانَةُ</w:t>
             </w:r>
           </w:p>
         </w:tc>
@@ -854,7 +854,7 @@
                 <w:szCs w:val="28"/>
                 <w:rtl/>
               </w:rPr>
-              <w:t xml:space="preserve">اَلتَّعَاوُنُ</w:t>
+              <w:t xml:space="preserve">اَلتَّعَاوُنُ</w:t>
             </w:r>
           </w:p>
         </w:tc>
@@ -1024,7 +1024,7 @@
                 <w:szCs w:val="28"/>
                 <w:rtl/>
               </w:rPr>
-              <w:t xml:space="preserve">اَلِاحْتِرَامُ</w:t>
+              <w:t xml:space="preserve">اَلاحْتِرَامُ</w:t>
             </w:r>
           </w:p>
         </w:tc>
@@ -1194,7 +1194,7 @@
                 <w:szCs w:val="28"/>
                 <w:rtl/>
               </w:rPr>
-              <w:t xml:space="preserve">اَلْكَرَمُ</w:t>
+              <w:t xml:space="preserve">اَلكَرَمُ</w:t>
             </w:r>
           </w:p>
         </w:tc>
@@ -1364,7 +1364,7 @@
                 <w:szCs w:val="28"/>
                 <w:rtl/>
               </w:rPr>
-              <w:t xml:space="preserve">اَلصَّبْرُ</w:t>
+              <w:t xml:space="preserve">اَلصَّبْرُ</w:t>
             </w:r>
           </w:p>
         </w:tc>
@@ -1712,7 +1712,7 @@
                 <w:szCs w:val="30"/>
                 <w:rtl/>
               </w:rPr>
-              <w:t xml:space="preserve">اَلْوَفَاءُ</w:t>
+              <w:t xml:space="preserve">اَلوَفَاءُ</w:t>
             </w:r>
           </w:p>
         </w:tc>
@@ -1808,7 +1808,7 @@
                 <w:szCs w:val="30"/>
                 <w:rtl/>
               </w:rPr>
-              <w:t xml:space="preserve">اَلْعَدْلُ</w:t>
+              <w:t xml:space="preserve">اَلعَدْلُ</w:t>
             </w:r>
           </w:p>
         </w:tc>
@@ -1904,7 +1904,7 @@
                 <w:szCs w:val="30"/>
                 <w:rtl/>
               </w:rPr>
-              <w:t xml:space="preserve">اَلرَّحْمَةُ</w:t>
+              <w:t xml:space="preserve">اَلرَّحْمَةُ</w:t>
             </w:r>
           </w:p>
         </w:tc>
@@ -2000,7 +2000,7 @@
                 <w:szCs w:val="30"/>
                 <w:rtl/>
               </w:rPr>
-              <w:t xml:space="preserve">اَلتَّوَاضُعُ</w:t>
+              <w:t xml:space="preserve">اَلتَّوَاضُعُ</w:t>
             </w:r>
           </w:p>
         </w:tc>
@@ -2096,7 +2096,7 @@
                 <w:szCs w:val="30"/>
                 <w:rtl/>
               </w:rPr>
-              <w:t xml:space="preserve">اَلشُّكْرُ</w:t>
+              <w:t xml:space="preserve">اَلشُّكْرُ</w:t>
             </w:r>
           </w:p>
         </w:tc>
@@ -2192,7 +2192,7 @@
                 <w:szCs w:val="30"/>
                 <w:rtl/>
               </w:rPr>
-              <w:t xml:space="preserve">اَلْإِخْلَاصُ</w:t>
+              <w:t xml:space="preserve">اَلإِخْلَاصُ</w:t>
             </w:r>
           </w:p>
         </w:tc>
@@ -2288,7 +2288,7 @@
                 <w:szCs w:val="30"/>
                 <w:rtl/>
               </w:rPr>
-              <w:t xml:space="preserve">اَلنَّظَافَةُ</w:t>
+              <w:t xml:space="preserve">اَلنَّظَافَةُ</w:t>
             </w:r>
           </w:p>
         </w:tc>
@@ -2384,7 +2384,7 @@
                 <w:szCs w:val="30"/>
                 <w:rtl/>
               </w:rPr>
-              <w:t xml:space="preserve">اَلْحَيَاءُ</w:t>
+              <w:t xml:space="preserve">اَلحَيَاءُ</w:t>
             </w:r>
           </w:p>
         </w:tc>
@@ -2529,7 +2529,7 @@
                 <w:szCs w:val="32"/>
                 <w:rtl/>
               </w:rPr>
-              <w:t xml:space="preserve">اَلصِّدْقُ</w:t>
+              <w:t xml:space="preserve">اَلصِّدْقُ</w:t>
             </w:r>
           </w:p>
           <w:p>
@@ -2547,7 +2547,7 @@
                 <w:szCs w:val="30"/>
                 <w:rtl/>
               </w:rPr>
-              <w:t xml:space="preserve">اَلصِّدْقُ خُلُقٌ جَمِيلٌ يُحِبُّهُ اللَّهُ وَيُحِبُّهُ النَّاسُ.</w:t>
+              <w:t xml:space="preserve">اَلصِّدْقُ خُلُقٌ جَمِيلٌ يُحِبُّهُ اللَّهُ وَيُحِبُّهُ النَّاسُ.</w:t>
             </w:r>
           </w:p>
           <w:p>
@@ -2565,7 +2565,7 @@
                 <w:szCs w:val="30"/>
                 <w:rtl/>
               </w:rPr>
-              <w:t xml:space="preserve">اَلصَّادِقُ يَقُولُ الْحَقَّ دَائِمًا وَلَا يَكْذِبُ.</w:t>
+              <w:t xml:space="preserve">اَلصَّادِقُ يَقُولُ الحَقَّ دَائِمًا وَلَا يَكْذِبُ.</w:t>
             </w:r>
           </w:p>
           <w:p>
@@ -2583,7 +2583,7 @@
                 <w:szCs w:val="30"/>
                 <w:rtl/>
               </w:rPr>
-              <w:t xml:space="preserve">اَلنَّاسُ يَثِقُونَ بِالصَّادِقِ وَيُحِبُّونَ صُحْبَتَهُ.</w:t>
+              <w:t xml:space="preserve">اَلنَّاسُ يَثِقُونَ بِالصَّادِقِ وَيُحِبُّونَ صُحْبَتَهُ.</w:t>
             </w:r>
           </w:p>
           <w:p>
@@ -2655,7 +2655,7 @@
           <w:szCs w:val="28"/>
           <w:rtl/>
         </w:rPr>
-        <w:t xml:space="preserve">مَاذَا يَقُولُ الصَّادِقُ ؟</w:t>
+        <w:t xml:space="preserve">مَاذَا يَقُولُ الصَّادِقُ ؟</w:t>
       </w:r>
     </w:p>
     <w:p>
@@ -2711,7 +2711,7 @@
           <w:szCs w:val="28"/>
           <w:rtl/>
         </w:rPr>
-        <w:t xml:space="preserve">لِمَاذَا يُحِبُّ النَّاسُ الصَّادِقَ ؟</w:t>
+        <w:t xml:space="preserve">لِمَاذَا يُحِبُّ النَّاسُ الصَّادِقَ ؟</w:t>
       </w:r>
     </w:p>
     <w:p>
@@ -2767,7 +2767,7 @@
           <w:szCs w:val="28"/>
           <w:rtl/>
         </w:rPr>
-        <w:t xml:space="preserve">مَا ضِدُّ الصِّدْقِ ؟</w:t>
+        <w:t xml:space="preserve">مَا ضِدُّ الصِّدْقِ ؟</w:t>
       </w:r>
     </w:p>
     <w:p>
@@ -3126,7 +3126,7 @@
                 <w:szCs w:val="28"/>
                 <w:rtl/>
               </w:rPr>
-              <w:t xml:space="preserve">اَلصِّدْقُ خُلُقٌ سَيِّئٌ.</w:t>
+              <w:t xml:space="preserve">اَلصِّدْقُ خُلُقٌ سَيِّئٌ.</w:t>
             </w:r>
           </w:p>
         </w:tc>
@@ -3252,7 +3252,7 @@
                 <w:szCs w:val="28"/>
                 <w:rtl/>
               </w:rPr>
-              <w:t xml:space="preserve">اَلصَّادِقُ يَقُولُ الْحَقَّ.</w:t>
+              <w:t xml:space="preserve">اَلصَّادِقُ يَقُولُ الحَقَّ.</w:t>
             </w:r>
           </w:p>
         </w:tc>
@@ -3378,7 +3378,7 @@
                 <w:szCs w:val="28"/>
                 <w:rtl/>
               </w:rPr>
-              <w:t xml:space="preserve">اَلنَّاسُ لَا يَثِقُونَ بِالصَّادِقِ.</w:t>
+              <w:t xml:space="preserve">اَلنَّاسُ لَا يَثِقُونَ بِالصَّادِقِ.</w:t>
             </w:r>
           </w:p>
         </w:tc>
@@ -3630,7 +3630,7 @@
                 <w:szCs w:val="28"/>
                 <w:rtl/>
               </w:rPr>
-              <w:t xml:space="preserve">اَللَّهُ تَعَالَى يُحِبُّ الصِّدْقَ.</w:t>
+              <w:t xml:space="preserve">اَللَّهُ تَعَالَى يُحِبُّ الصِّدْقَ.</w:t>
             </w:r>
           </w:p>
         </w:tc>
@@ -3823,7 +3823,7 @@
                 <w:szCs w:val="30"/>
                 <w:rtl/>
               </w:rPr>
-              <w:t xml:space="preserve">اَلصِّدْقُ   —   اَلْأَمَانَةُ   —   اَلتَّعَاوُنُ   —   اَلِاحْتِرَامُ   —   اَلنَّظَافَةُ</w:t>
+              <w:t xml:space="preserve">اَلصِّدْقُ   —   اَلأَمَانَةُ   —   اَلتَّعَاوُنُ   —   اَلاحْتِرَامُ   —   اَلنَّظَافَةُ</w:t>
             </w:r>
           </w:p>
         </w:tc>
@@ -3930,7 +3930,7 @@
                 <w:szCs w:val="28"/>
                 <w:rtl/>
               </w:rPr>
-              <w:t xml:space="preserve">……………………… أَسَاسُ الثِّقَةِ بَيْنَ النَّاسِ.</w:t>
+              <w:t xml:space="preserve">……………………… أَسَاسُ الثِّقَةِ بَيْنَ النَّاسِ.</w:t>
             </w:r>
           </w:p>
         </w:tc>
@@ -4002,7 +4002,7 @@
                 <w:szCs w:val="28"/>
                 <w:rtl/>
               </w:rPr>
-              <w:t xml:space="preserve">……………………… مِنَ الْإِيمَانِ.</w:t>
+              <w:t xml:space="preserve">……………………… مِن الإِيمَانِ.</w:t>
             </w:r>
           </w:p>
         </w:tc>
@@ -4074,7 +4074,7 @@
                 <w:szCs w:val="28"/>
                 <w:rtl/>
               </w:rPr>
-              <w:t xml:space="preserve">……………………… يَجْعَلُ الْعَمَلَ سَهْلًا.</w:t>
+              <w:t xml:space="preserve">……………………… يَجْعَلُ العَمَلَ سَهْلًا.</w:t>
             </w:r>
           </w:p>
         </w:tc>
@@ -4146,7 +4146,7 @@
                 <w:szCs w:val="28"/>
                 <w:rtl/>
               </w:rPr>
-              <w:t xml:space="preserve">……………………… وَاجِبٌ نَحْوَ الْكِبَارِ.</w:t>
+              <w:t xml:space="preserve">……………………… وَاجِبٌ نَحْوَ الكِبَارِ.</w:t>
             </w:r>
           </w:p>
         </w:tc>
@@ -4371,7 +4371,7 @@
                 <w:szCs w:val="30"/>
                 <w:rtl/>
               </w:rPr>
-              <w:t xml:space="preserve">أُحِبُّ   —   اَلْقِيَمُ   —   خُلُقٌ جَمِيلٌ   —   لِأَنَّ   —   يَجِبُ   —   دَائِمًا</w:t>
+              <w:t xml:space="preserve">أُحِبُّ   —   اَلقِيَمُ   —   خُلُقٌ جَمِيلٌ   —   لِأَنَّ   —   يَجِبُ   —   دَائِمًا</w:t>
             </w:r>
           </w:p>
         </w:tc>
@@ -4901,7 +4901,7 @@
                 <w:szCs w:val="25"/>
                 <w:rtl/>
               </w:rPr>
-              <w:t xml:space="preserve">يَقُولُ الْحَقَّ دَائِمًا.</w:t>
+              <w:t xml:space="preserve">يَقُولُ الحَقَّ دَائِمًا.</w:t>
             </w:r>
           </w:p>
           <w:p>
@@ -4919,7 +4919,7 @@
                 <w:szCs w:val="25"/>
                 <w:rtl/>
               </w:rPr>
-              <w:t xml:space="preserve">لِأَنَّهُمْ يَثِقُونَ بِهِ.</w:t>
+              <w:t xml:space="preserve">لِأَنَّهُمْ يَثِقُونَ بِهِ.</w:t>
             </w:r>
           </w:p>
           <w:p>
@@ -4937,7 +4937,7 @@
                 <w:szCs w:val="25"/>
                 <w:rtl/>
               </w:rPr>
-              <w:t xml:space="preserve">ضِدُّ الصِّدْقِ الْكَذِبُ.</w:t>
+              <w:t xml:space="preserve">ضِدُّ الصِّدْقِ الكَذِبُ.</w:t>
             </w:r>
           </w:p>
           <w:p>
@@ -5081,7 +5081,7 @@
                 <w:szCs w:val="25"/>
                 <w:rtl/>
               </w:rPr>
-              <w:t xml:space="preserve">اَلصِّدْقُ أَسَاسُ الثِّقَةِ بَيْنَ النَّاسِ.</w:t>
+              <w:t xml:space="preserve">اَلصِّدْقُ أَسَاسُ الثِّقَةِ بَيْنَ النَّاسِ.</w:t>
             </w:r>
           </w:p>
           <w:p>
@@ -5099,7 +5099,7 @@
                 <w:szCs w:val="25"/>
                 <w:rtl/>
               </w:rPr>
-              <w:t xml:space="preserve">اَلنَّظَافَةُ مِنَ الْإِيمَانِ.</w:t>
+              <w:t xml:space="preserve">اَلنَّظَافَةُ مِن الإِيمَانِ.</w:t>
             </w:r>
           </w:p>
           <w:p>
@@ -5117,7 +5117,7 @@
                 <w:szCs w:val="25"/>
                 <w:rtl/>
               </w:rPr>
-              <w:t xml:space="preserve">اَلتَّعَاوُنُ يَجْعَلُ الْعَمَلَ سَهْلًا.</w:t>
+              <w:t xml:space="preserve">اَلتَّعَاوُنُ يَجْعَلُ العَمَلَ سَهْلًا.</w:t>
             </w:r>
           </w:p>
           <w:p>
@@ -5135,7 +5135,7 @@
                 <w:szCs w:val="25"/>
                 <w:rtl/>
               </w:rPr>
-              <w:t xml:space="preserve">اَلِاحْتِرَامُ وَاجِبٌ نَحْوَ الْكِبَارِ.</w:t>
+              <w:t xml:space="preserve">اَلاحْتِرَامُ وَاجِبٌ نَحْوَ الكِبَارِ.</w:t>
             </w:r>
           </w:p>
           <w:p>
@@ -5153,7 +5153,7 @@
                 <w:szCs w:val="25"/>
                 <w:rtl/>
               </w:rPr>
-              <w:t xml:space="preserve">اَلْأَمَانَةُ أَنْ تَحْفَظَ مَا اؤْتُمِنْتَ عَلَيْهِ.</w:t>
+              <w:t xml:space="preserve">اَلأَمَانَةُ أَنْ تَحْفَظَ مَا اؤْتُمِنْتَ عَلَيْهِ.</w:t>
             </w:r>
           </w:p>
         </w:tc>
@@ -5527,7 +5527,7 @@
                 <w:sz w:val="19"/>
                 <w:szCs w:val="19"/>
               </w:rPr>
-              <w:t xml:space="preserve">Gerekçe bağlacı “لِأَنَّ” ile kurulan cümleleri doğru yazar.</w:t>
+              <w:t xml:space="preserve">Gerekçe bağlacı “لِأَنَّ” ile kurulan cümleleri doğru yazar.</w:t>
             </w:r>
           </w:p>
         </w:tc>
@@ -7110,7 +7110,7 @@
                 <w:szCs w:val="28"/>
                 <w:rtl/>
               </w:rPr>
-              <w:t xml:space="preserve">اَلشَّجَرَةُ</w:t>
+              <w:t xml:space="preserve">اَلشَّجَرَةُ</w:t>
             </w:r>
           </w:p>
         </w:tc>
@@ -7280,7 +7280,7 @@
                 <w:szCs w:val="28"/>
                 <w:rtl/>
               </w:rPr>
-              <w:t xml:space="preserve">اَلنَّهْرُ</w:t>
+              <w:t xml:space="preserve">اَلنَّهْرُ</w:t>
             </w:r>
           </w:p>
         </w:tc>
@@ -7450,7 +7450,7 @@
                 <w:szCs w:val="28"/>
                 <w:rtl/>
               </w:rPr>
-              <w:t xml:space="preserve">اَلْجَبَلُ</w:t>
+              <w:t xml:space="preserve">اَلجَبَلُ</w:t>
             </w:r>
           </w:p>
         </w:tc>
@@ -7620,7 +7620,7 @@
                 <w:szCs w:val="28"/>
                 <w:rtl/>
               </w:rPr>
-              <w:t xml:space="preserve">اَلْبَحْرُ</w:t>
+              <w:t xml:space="preserve">اَلبَحْرُ</w:t>
             </w:r>
           </w:p>
         </w:tc>
@@ -7790,7 +7790,7 @@
                 <w:szCs w:val="28"/>
                 <w:rtl/>
               </w:rPr>
-              <w:t xml:space="preserve">اَلزَّهْرَةُ</w:t>
+              <w:t xml:space="preserve">اَلزَّهْرَةُ</w:t>
             </w:r>
           </w:p>
         </w:tc>
@@ -7960,7 +7960,7 @@
                 <w:szCs w:val="28"/>
                 <w:rtl/>
               </w:rPr>
-              <w:t xml:space="preserve">اَلْغَابَةُ</w:t>
+              <w:t xml:space="preserve">اَلغَابَةُ</w:t>
             </w:r>
           </w:p>
         </w:tc>
@@ -8308,7 +8308,7 @@
                 <w:szCs w:val="30"/>
                 <w:rtl/>
               </w:rPr>
-              <w:t xml:space="preserve">اَلسَّمَاءُ</w:t>
+              <w:t xml:space="preserve">اَلسَّمَاءُ</w:t>
             </w:r>
           </w:p>
         </w:tc>
@@ -8404,7 +8404,7 @@
                 <w:szCs w:val="30"/>
                 <w:rtl/>
               </w:rPr>
-              <w:t xml:space="preserve">اَلْأَرْضُ</w:t>
+              <w:t xml:space="preserve">اَلأَرْضُ</w:t>
             </w:r>
           </w:p>
         </w:tc>
@@ -8500,7 +8500,7 @@
                 <w:szCs w:val="30"/>
                 <w:rtl/>
               </w:rPr>
-              <w:t xml:space="preserve">اَلْهَوَاءُ</w:t>
+              <w:t xml:space="preserve">اَلهَوَاءُ</w:t>
             </w:r>
           </w:p>
         </w:tc>
@@ -8596,7 +8596,7 @@
                 <w:szCs w:val="30"/>
                 <w:rtl/>
               </w:rPr>
-              <w:t xml:space="preserve">اَلْمَاءُ</w:t>
+              <w:t xml:space="preserve">اَلمَاءُ</w:t>
             </w:r>
           </w:p>
         </w:tc>
@@ -8692,7 +8692,7 @@
                 <w:szCs w:val="30"/>
                 <w:rtl/>
               </w:rPr>
-              <w:t xml:space="preserve">اَلطَّبِيعَةُ</w:t>
+              <w:t xml:space="preserve">اَلطَّبِيعَةُ</w:t>
             </w:r>
           </w:p>
         </w:tc>
@@ -8788,7 +8788,7 @@
                 <w:szCs w:val="30"/>
                 <w:rtl/>
               </w:rPr>
-              <w:t xml:space="preserve">اَلْبِيئَةُ</w:t>
+              <w:t xml:space="preserve">اَلبِيئَةُ</w:t>
             </w:r>
           </w:p>
         </w:tc>
@@ -8884,7 +8884,7 @@
                 <w:szCs w:val="30"/>
                 <w:rtl/>
               </w:rPr>
-              <w:t xml:space="preserve">اَلتُّرَابُ</w:t>
+              <w:t xml:space="preserve">اَلتُّرَابُ</w:t>
             </w:r>
           </w:p>
         </w:tc>
@@ -8980,7 +8980,7 @@
                 <w:szCs w:val="30"/>
                 <w:rtl/>
               </w:rPr>
-              <w:t xml:space="preserve">اَلْحَيَوَانُ</w:t>
+              <w:t xml:space="preserve">اَلحَيَوَانُ</w:t>
             </w:r>
           </w:p>
         </w:tc>
@@ -9125,7 +9125,7 @@
                 <w:szCs w:val="32"/>
                 <w:rtl/>
               </w:rPr>
-              <w:t xml:space="preserve">نُحَافِظُ عَلَى الطَّبِيعَةِ</w:t>
+              <w:t xml:space="preserve">نُحَافِظُ عَلَى الطَّبِيعَةِ</w:t>
             </w:r>
           </w:p>
           <w:p>
@@ -9143,7 +9143,7 @@
                 <w:szCs w:val="30"/>
                 <w:rtl/>
               </w:rPr>
-              <w:t xml:space="preserve">اَلطَّبِيعَةُ نِعْمَةٌ عَظِيمَةٌ مِنَ اللَّهِ تَعَالَى.</w:t>
+              <w:t xml:space="preserve">اَلطَّبِيعَةُ نِعْمَةٌ عَظِيمَةٌ مِن اللَّهِ تَعَالَى.</w:t>
             </w:r>
           </w:p>
           <w:p>
@@ -9161,7 +9161,7 @@
                 <w:szCs w:val="30"/>
                 <w:rtl/>
               </w:rPr>
-              <w:t xml:space="preserve">فِيهَا الْأَشْجَارُ وَالْأَنْهَارُ وَالْجِبَالُ وَالْبِحَارُ.</w:t>
+              <w:t xml:space="preserve">فِيهَا الأَشْجَارُ وَالْأَنْهَارُ وَالْجِبَالُ وَالْبِحَارُ.</w:t>
             </w:r>
           </w:p>
           <w:p>
@@ -9179,7 +9179,7 @@
                 <w:szCs w:val="30"/>
                 <w:rtl/>
               </w:rPr>
-              <w:t xml:space="preserve">يَجِبُ أَنْ نُحَافِظَ عَلَى نَظَافَةِ الْبِيئَةِ وَلَا نَرْمِيَ الْقُمَامَةَ فِي الطَّرِيقِ.</w:t>
+              <w:t xml:space="preserve">يَجِبُ أَنْ نُحَافِظَ عَلَى نَظَافَةِ البِيئَةِ وَلَا نَرْمِيَ القُمَامَةَ فِي الطَّرِيقِ.</w:t>
             </w:r>
           </w:p>
           <w:p>
@@ -9197,7 +9197,7 @@
                 <w:szCs w:val="30"/>
                 <w:rtl/>
               </w:rPr>
-              <w:t xml:space="preserve">مَنْ زَرَعَ شَجَرَةً فَقَدْ زَرَعَ خَيْرًا لِلْأَجْيَالِ الْقَادِمَةِ.</w:t>
+              <w:t xml:space="preserve">مَنْ زَرَعَ شَجَرَةً فَقَدْ زَرَعَ خَيْرًا لِلْأَجْيَالِ القَادِمَةِ.</w:t>
             </w:r>
           </w:p>
         </w:tc>
@@ -9251,7 +9251,7 @@
           <w:szCs w:val="28"/>
           <w:rtl/>
         </w:rPr>
-        <w:t xml:space="preserve">مَاذَا فِي الطَّبِيعَةِ ؟</w:t>
+        <w:t xml:space="preserve">مَاذَا فِي الطَّبِيعَةِ ؟</w:t>
       </w:r>
     </w:p>
     <w:p>
@@ -9363,7 +9363,7 @@
           <w:szCs w:val="28"/>
           <w:rtl/>
         </w:rPr>
-        <w:t xml:space="preserve">أَيْنَ لَا نَرْمِي الْقُمَامَةَ ؟</w:t>
+        <w:t xml:space="preserve">أَيْن لَا نَرْمِي القُمَامَةَ ؟</w:t>
       </w:r>
     </w:p>
     <w:p>
@@ -9419,7 +9419,7 @@
           <w:szCs w:val="28"/>
           <w:rtl/>
         </w:rPr>
-        <w:t xml:space="preserve">لِمَنْ نَزْرَعُ الْأَشْجَارَ ؟</w:t>
+        <w:t xml:space="preserve">لِمَنْ نَزْرَعُ الأَشْجَارَ ؟</w:t>
       </w:r>
     </w:p>
     <w:p>
@@ -9572,7 +9572,7 @@
                 <w:szCs w:val="30"/>
                 <w:rtl/>
               </w:rPr>
-              <w:t xml:space="preserve">اَلْمَاءُ   —   اَلْهَوَاءُ   —   اَلشَّجَرَةُ   —   اَلْبِيئَةُ   —   اَلْقُمَامَةُ</w:t>
+              <w:t xml:space="preserve">اَلمَاءُ   —   اَلهَوَاءُ   —   اَلشَّجَرَةُ   —   اَلبِيئَةُ   —   اَلقُمَامَةُ</w:t>
             </w:r>
           </w:p>
         </w:tc>
@@ -9679,7 +9679,7 @@
                 <w:szCs w:val="28"/>
                 <w:rtl/>
               </w:rPr>
-              <w:t xml:space="preserve">……………………… تُعْطِينَا الْأُكْسِجِينَ.</w:t>
+              <w:t xml:space="preserve">……………………… تُعْطِينَا الأُكْسِجِينَ.</w:t>
             </w:r>
           </w:p>
         </w:tc>
@@ -9751,7 +9751,7 @@
                 <w:szCs w:val="28"/>
                 <w:rtl/>
               </w:rPr>
-              <w:t xml:space="preserve">……………………… أَسَاسُ الْحَيَاةِ.</w:t>
+              <w:t xml:space="preserve">……………………… أَسَاسُ الحَيَاةِ.</w:t>
             </w:r>
           </w:p>
         </w:tc>
@@ -9823,7 +9823,7 @@
                 <w:szCs w:val="28"/>
                 <w:rtl/>
               </w:rPr>
-              <w:t xml:space="preserve">……………………… النَّظِيفُ مُفِيدٌ لِلصِّحَّةِ.</w:t>
+              <w:t xml:space="preserve">……………………… النَّظِيفُ مُفِيدٌ لِلصِّحَّةِ.</w:t>
             </w:r>
           </w:p>
         </w:tc>
@@ -9895,7 +9895,7 @@
                 <w:szCs w:val="28"/>
                 <w:rtl/>
               </w:rPr>
-              <w:t xml:space="preserve">……………………… تُرْمَى فِي السَّلَّةِ.</w:t>
+              <w:t xml:space="preserve">……………………… تُرْمَى فِي السَّلَّةِ.</w:t>
             </w:r>
           </w:p>
         </w:tc>
@@ -10784,7 +10784,7 @@
                 <w:szCs w:val="30"/>
                 <w:rtl/>
               </w:rPr>
-              <w:t xml:space="preserve">اَلْبِيئَةُ   —   أُحَافِظُ   —   اَلْأَشْجَارُ   —   اَلْقُمَامَةُ   —   نَظِيفٌ   —   يَجِبُ</w:t>
+              <w:t xml:space="preserve">اَلبِيئَةُ   —   أُحَافِظُ   —   اَلأَشْجَارُ   —   اَلقُمَامَةُ   —   نَظِيفٌ   —   يَجِبُ</w:t>
             </w:r>
           </w:p>
         </w:tc>
@@ -11314,7 +11314,7 @@
                 <w:szCs w:val="25"/>
                 <w:rtl/>
               </w:rPr>
-              <w:t xml:space="preserve">فِيهَا الْأَشْجَارُ وَالْأَنْهَارُ وَالْجِبَالُ وَالْبِحَارُ.</w:t>
+              <w:t xml:space="preserve">فِيهَا الأَشْجَارُ وَالْأَنْهَارُ وَالْجِبَالُ وَالْبِحَارُ.</w:t>
             </w:r>
           </w:p>
           <w:p>
@@ -11332,7 +11332,7 @@
                 <w:szCs w:val="25"/>
                 <w:rtl/>
               </w:rPr>
-              <w:t xml:space="preserve">يَجِبُ أَنْ نُحَافِظَ عَلَى نَظَافَةِ الْبِيئَةِ.</w:t>
+              <w:t xml:space="preserve">يَجِبُ أَنْ نُحَافِظَ عَلَى نَظَافَةِ البِيئَةِ.</w:t>
             </w:r>
           </w:p>
           <w:p>
@@ -11350,7 +11350,7 @@
                 <w:szCs w:val="25"/>
                 <w:rtl/>
               </w:rPr>
-              <w:t xml:space="preserve">لَا نَرْمِي الْقُمَامَةَ فِي الطَّرِيقِ.</w:t>
+              <w:t xml:space="preserve">لَا نَرْمِي القُمَامَةَ فِي الطَّرِيقِ.</w:t>
             </w:r>
           </w:p>
           <w:p>
@@ -11368,7 +11368,7 @@
                 <w:szCs w:val="25"/>
                 <w:rtl/>
               </w:rPr>
-              <w:t xml:space="preserve">نَزْرَعُ الْأَشْجَارَ لِلْأَجْيَالِ الْقَادِمَةِ.</w:t>
+              <w:t xml:space="preserve">نَزْرَعُ الأَشْجَارَ لِلْأَجْيَالِ القَادِمَةِ.</w:t>
             </w:r>
           </w:p>
         </w:tc>
@@ -11431,7 +11431,7 @@
                 <w:szCs w:val="25"/>
                 <w:rtl/>
               </w:rPr>
-              <w:t xml:space="preserve">اَلشَّجَرَةُ تُعْطِينَا الْأُكْسِجِينَ.</w:t>
+              <w:t xml:space="preserve">اَلشَّجَرَةُ تُعْطِينَا الأُكْسِجِينَ.</w:t>
             </w:r>
           </w:p>
           <w:p>
@@ -11449,7 +11449,7 @@
                 <w:szCs w:val="25"/>
                 <w:rtl/>
               </w:rPr>
-              <w:t xml:space="preserve">اَلْمَاءُ أَسَاسُ الْحَيَاةِ.</w:t>
+              <w:t xml:space="preserve">اَلمَاءُ أَسَاسُ الحَيَاةِ.</w:t>
             </w:r>
           </w:p>
           <w:p>
@@ -11467,7 +11467,7 @@
                 <w:szCs w:val="25"/>
                 <w:rtl/>
               </w:rPr>
-              <w:t xml:space="preserve">اَلْهَوَاءُ النَّظِيفُ مُفِيدٌ لِلصِّحَّةِ.</w:t>
+              <w:t xml:space="preserve">اَلهَوَاءُ النَّظِيفُ مُفِيدٌ لِلصِّحَّةِ.</w:t>
             </w:r>
           </w:p>
           <w:p>
@@ -11485,7 +11485,7 @@
                 <w:szCs w:val="25"/>
                 <w:rtl/>
               </w:rPr>
-              <w:t xml:space="preserve">اَلْقُمَامَةُ تُرْمَى فِي السَّلَّةِ.</w:t>
+              <w:t xml:space="preserve">اَلقُمَامَةُ تُرْمَى فِي السَّلَّةِ.</w:t>
             </w:r>
           </w:p>
           <w:p>
@@ -11503,7 +11503,7 @@
                 <w:szCs w:val="25"/>
                 <w:rtl/>
               </w:rPr>
-              <w:t xml:space="preserve">اَلْبِيئَةُ أَمَانَةٌ فِي أَعْنَاقِنَا.</w:t>
+              <w:t xml:space="preserve">اَلبِيئَةُ أَمَانَةٌ فِي أَعْنَاقِنَا.</w:t>
             </w:r>
           </w:p>
         </w:tc>
@@ -11566,7 +11566,7 @@
                 <w:szCs w:val="25"/>
                 <w:rtl/>
               </w:rPr>
-              <w:t xml:space="preserve">اَلطَّبِيعَةُ نِعْمَةٌ عَظِيمَةٌ.</w:t>
+              <w:t xml:space="preserve">اَلطَّبِيعَةُ نِعْمَةٌ عَظِيمَةٌ.</w:t>
             </w:r>
           </w:p>
           <w:p>
@@ -11584,7 +11584,7 @@
                 <w:szCs w:val="25"/>
                 <w:rtl/>
               </w:rPr>
-              <w:t xml:space="preserve">لِنُحَافِظْ عَلَى الْأَشْجَارِ.</w:t>
+              <w:t xml:space="preserve">لِنُحَافِظْ عَلَى الأَشْجَارِ.</w:t>
             </w:r>
           </w:p>
           <w:p>
@@ -11602,7 +11602,7 @@
                 <w:szCs w:val="25"/>
                 <w:rtl/>
               </w:rPr>
-              <w:t xml:space="preserve">اَلْمَاءُ أَسَاسُ الْحَيَاةِ.</w:t>
+              <w:t xml:space="preserve">اَلمَاءُ أَسَاسُ الحَيَاةِ.</w:t>
             </w:r>
           </w:p>
           <w:p>
@@ -11620,7 +11620,7 @@
                 <w:szCs w:val="25"/>
                 <w:rtl/>
               </w:rPr>
-              <w:t xml:space="preserve">اِرْمِ الْقُمَامَةَ فِي السَّلَّةِ.</w:t>
+              <w:t xml:space="preserve">اِرْمِ القُمَامَةَ فِي السَّلَّةِ.</w:t>
             </w:r>
           </w:p>
           <w:p>
@@ -11638,7 +11638,7 @@
                 <w:szCs w:val="25"/>
                 <w:rtl/>
               </w:rPr>
-              <w:t xml:space="preserve">نَظَافَةُ الْبِيئَةِ مُهِمَّةٌ.</w:t>
+              <w:t xml:space="preserve">نَظَافَةُ البِيئَةِ مُهِمَّةٌ.</w:t>
             </w:r>
           </w:p>
         </w:tc>

--- a/dosyalar/calisma-kagitlari/8-sinif/arapca-8-sinif-calisma-kagitlari.docx
+++ b/dosyalar/calisma-kagitlari/8-sinif/arapca-8-sinif-calisma-kagitlari.docx
@@ -506,7 +506,7 @@
             </w:pPr>
             <w:r>
               <w:rPr>
-                <w:rFonts w:ascii="Markazi Text" w:cs="Markazi Text" w:eastAsia="Markazi Text" w:hAnsi="Markazi Text"/>
+                <w:rFonts w:ascii="Arakom" w:cs="Arakom" w:eastAsia="Arakom" w:hAnsi="Arakom"/>
                 <w:b w:val="false"/>
                 <w:bCs w:val="false"/>
                 <w:color w:val="111111"/>
@@ -676,7 +676,7 @@
             </w:pPr>
             <w:r>
               <w:rPr>
-                <w:rFonts w:ascii="Markazi Text" w:cs="Markazi Text" w:eastAsia="Markazi Text" w:hAnsi="Markazi Text"/>
+                <w:rFonts w:ascii="Arakom" w:cs="Arakom" w:eastAsia="Arakom" w:hAnsi="Arakom"/>
                 <w:b w:val="false"/>
                 <w:bCs w:val="false"/>
                 <w:color w:val="111111"/>
@@ -846,7 +846,7 @@
             </w:pPr>
             <w:r>
               <w:rPr>
-                <w:rFonts w:ascii="Markazi Text" w:cs="Markazi Text" w:eastAsia="Markazi Text" w:hAnsi="Markazi Text"/>
+                <w:rFonts w:ascii="Arakom" w:cs="Arakom" w:eastAsia="Arakom" w:hAnsi="Arakom"/>
                 <w:b w:val="false"/>
                 <w:bCs w:val="false"/>
                 <w:color w:val="111111"/>
@@ -1016,7 +1016,7 @@
             </w:pPr>
             <w:r>
               <w:rPr>
-                <w:rFonts w:ascii="Markazi Text" w:cs="Markazi Text" w:eastAsia="Markazi Text" w:hAnsi="Markazi Text"/>
+                <w:rFonts w:ascii="Arakom" w:cs="Arakom" w:eastAsia="Arakom" w:hAnsi="Arakom"/>
                 <w:b w:val="false"/>
                 <w:bCs w:val="false"/>
                 <w:color w:val="111111"/>
@@ -1186,7 +1186,7 @@
             </w:pPr>
             <w:r>
               <w:rPr>
-                <w:rFonts w:ascii="Markazi Text" w:cs="Markazi Text" w:eastAsia="Markazi Text" w:hAnsi="Markazi Text"/>
+                <w:rFonts w:ascii="Arakom" w:cs="Arakom" w:eastAsia="Arakom" w:hAnsi="Arakom"/>
                 <w:b w:val="false"/>
                 <w:bCs w:val="false"/>
                 <w:color w:val="111111"/>
@@ -1356,7 +1356,7 @@
             </w:pPr>
             <w:r>
               <w:rPr>
-                <w:rFonts w:ascii="Markazi Text" w:cs="Markazi Text" w:eastAsia="Markazi Text" w:hAnsi="Markazi Text"/>
+                <w:rFonts w:ascii="Arakom" w:cs="Arakom" w:eastAsia="Arakom" w:hAnsi="Arakom"/>
                 <w:b w:val="false"/>
                 <w:bCs w:val="false"/>
                 <w:color w:val="111111"/>
@@ -1704,7 +1704,7 @@
             </w:pPr>
             <w:r>
               <w:rPr>
-                <w:rFonts w:ascii="Markazi Text" w:cs="Markazi Text" w:eastAsia="Markazi Text" w:hAnsi="Markazi Text"/>
+                <w:rFonts w:ascii="Arakom" w:cs="Arakom" w:eastAsia="Arakom" w:hAnsi="Arakom"/>
                 <w:b w:val="false"/>
                 <w:bCs w:val="false"/>
                 <w:color w:val="111111"/>
@@ -1800,7 +1800,7 @@
             </w:pPr>
             <w:r>
               <w:rPr>
-                <w:rFonts w:ascii="Markazi Text" w:cs="Markazi Text" w:eastAsia="Markazi Text" w:hAnsi="Markazi Text"/>
+                <w:rFonts w:ascii="Arakom" w:cs="Arakom" w:eastAsia="Arakom" w:hAnsi="Arakom"/>
                 <w:b w:val="false"/>
                 <w:bCs w:val="false"/>
                 <w:color w:val="111111"/>
@@ -1896,7 +1896,7 @@
             </w:pPr>
             <w:r>
               <w:rPr>
-                <w:rFonts w:ascii="Markazi Text" w:cs="Markazi Text" w:eastAsia="Markazi Text" w:hAnsi="Markazi Text"/>
+                <w:rFonts w:ascii="Arakom" w:cs="Arakom" w:eastAsia="Arakom" w:hAnsi="Arakom"/>
                 <w:b w:val="false"/>
                 <w:bCs w:val="false"/>
                 <w:color w:val="111111"/>
@@ -1992,7 +1992,7 @@
             </w:pPr>
             <w:r>
               <w:rPr>
-                <w:rFonts w:ascii="Markazi Text" w:cs="Markazi Text" w:eastAsia="Markazi Text" w:hAnsi="Markazi Text"/>
+                <w:rFonts w:ascii="Arakom" w:cs="Arakom" w:eastAsia="Arakom" w:hAnsi="Arakom"/>
                 <w:b w:val="false"/>
                 <w:bCs w:val="false"/>
                 <w:color w:val="111111"/>
@@ -2088,7 +2088,7 @@
             </w:pPr>
             <w:r>
               <w:rPr>
-                <w:rFonts w:ascii="Markazi Text" w:cs="Markazi Text" w:eastAsia="Markazi Text" w:hAnsi="Markazi Text"/>
+                <w:rFonts w:ascii="Arakom" w:cs="Arakom" w:eastAsia="Arakom" w:hAnsi="Arakom"/>
                 <w:b w:val="false"/>
                 <w:bCs w:val="false"/>
                 <w:color w:val="111111"/>
@@ -2184,7 +2184,7 @@
             </w:pPr>
             <w:r>
               <w:rPr>
-                <w:rFonts w:ascii="Markazi Text" w:cs="Markazi Text" w:eastAsia="Markazi Text" w:hAnsi="Markazi Text"/>
+                <w:rFonts w:ascii="Arakom" w:cs="Arakom" w:eastAsia="Arakom" w:hAnsi="Arakom"/>
                 <w:b w:val="false"/>
                 <w:bCs w:val="false"/>
                 <w:color w:val="111111"/>
@@ -2280,7 +2280,7 @@
             </w:pPr>
             <w:r>
               <w:rPr>
-                <w:rFonts w:ascii="Markazi Text" w:cs="Markazi Text" w:eastAsia="Markazi Text" w:hAnsi="Markazi Text"/>
+                <w:rFonts w:ascii="Arakom" w:cs="Arakom" w:eastAsia="Arakom" w:hAnsi="Arakom"/>
                 <w:b w:val="false"/>
                 <w:bCs w:val="false"/>
                 <w:color w:val="111111"/>
@@ -2376,7 +2376,7 @@
             </w:pPr>
             <w:r>
               <w:rPr>
-                <w:rFonts w:ascii="Markazi Text" w:cs="Markazi Text" w:eastAsia="Markazi Text" w:hAnsi="Markazi Text"/>
+                <w:rFonts w:ascii="Arakom" w:cs="Arakom" w:eastAsia="Arakom" w:hAnsi="Arakom"/>
                 <w:b w:val="false"/>
                 <w:bCs w:val="false"/>
                 <w:color w:val="111111"/>
@@ -2521,7 +2521,7 @@
             </w:pPr>
             <w:r>
               <w:rPr>
-                <w:rFonts w:ascii="Markazi Text" w:cs="Markazi Text" w:eastAsia="Markazi Text" w:hAnsi="Markazi Text"/>
+                <w:rFonts w:ascii="Arakom" w:cs="Arakom" w:eastAsia="Arakom" w:hAnsi="Arakom"/>
                 <w:b/>
                 <w:bCs/>
                 <w:color w:val="111111"/>
@@ -2539,7 +2539,7 @@
             </w:pPr>
             <w:r>
               <w:rPr>
-                <w:rFonts w:ascii="Markazi Text" w:cs="Markazi Text" w:eastAsia="Markazi Text" w:hAnsi="Markazi Text"/>
+                <w:rFonts w:ascii="Arakom" w:cs="Arakom" w:eastAsia="Arakom" w:hAnsi="Arakom"/>
                 <w:b w:val="false"/>
                 <w:bCs w:val="false"/>
                 <w:color w:val="111111"/>
@@ -2557,7 +2557,7 @@
             </w:pPr>
             <w:r>
               <w:rPr>
-                <w:rFonts w:ascii="Markazi Text" w:cs="Markazi Text" w:eastAsia="Markazi Text" w:hAnsi="Markazi Text"/>
+                <w:rFonts w:ascii="Arakom" w:cs="Arakom" w:eastAsia="Arakom" w:hAnsi="Arakom"/>
                 <w:b w:val="false"/>
                 <w:bCs w:val="false"/>
                 <w:color w:val="111111"/>
@@ -2575,7 +2575,7 @@
             </w:pPr>
             <w:r>
               <w:rPr>
-                <w:rFonts w:ascii="Markazi Text" w:cs="Markazi Text" w:eastAsia="Markazi Text" w:hAnsi="Markazi Text"/>
+                <w:rFonts w:ascii="Arakom" w:cs="Arakom" w:eastAsia="Arakom" w:hAnsi="Arakom"/>
                 <w:b w:val="false"/>
                 <w:bCs w:val="false"/>
                 <w:color w:val="111111"/>
@@ -2593,7 +2593,7 @@
             </w:pPr>
             <w:r>
               <w:rPr>
-                <w:rFonts w:ascii="Markazi Text" w:cs="Markazi Text" w:eastAsia="Markazi Text" w:hAnsi="Markazi Text"/>
+                <w:rFonts w:ascii="Arakom" w:cs="Arakom" w:eastAsia="Arakom" w:hAnsi="Arakom"/>
                 <w:b w:val="false"/>
                 <w:bCs w:val="false"/>
                 <w:color w:val="111111"/>
@@ -2647,7 +2647,7 @@
       </w:r>
       <w:r>
         <w:rPr>
-          <w:rFonts w:ascii="Markazi Text" w:cs="Markazi Text" w:eastAsia="Markazi Text" w:hAnsi="Markazi Text"/>
+          <w:rFonts w:ascii="Arakom" w:cs="Arakom" w:eastAsia="Arakom" w:hAnsi="Arakom"/>
           <w:b w:val="false"/>
           <w:bCs w:val="false"/>
           <w:color w:val="111111"/>
@@ -2703,7 +2703,7 @@
       </w:r>
       <w:r>
         <w:rPr>
-          <w:rFonts w:ascii="Markazi Text" w:cs="Markazi Text" w:eastAsia="Markazi Text" w:hAnsi="Markazi Text"/>
+          <w:rFonts w:ascii="Arakom" w:cs="Arakom" w:eastAsia="Arakom" w:hAnsi="Arakom"/>
           <w:b w:val="false"/>
           <w:bCs w:val="false"/>
           <w:color w:val="111111"/>
@@ -2759,7 +2759,7 @@
       </w:r>
       <w:r>
         <w:rPr>
-          <w:rFonts w:ascii="Markazi Text" w:cs="Markazi Text" w:eastAsia="Markazi Text" w:hAnsi="Markazi Text"/>
+          <w:rFonts w:ascii="Arakom" w:cs="Arakom" w:eastAsia="Arakom" w:hAnsi="Arakom"/>
           <w:b w:val="false"/>
           <w:bCs w:val="false"/>
           <w:color w:val="111111"/>
@@ -2815,7 +2815,7 @@
       </w:r>
       <w:r>
         <w:rPr>
-          <w:rFonts w:ascii="Markazi Text" w:cs="Markazi Text" w:eastAsia="Markazi Text" w:hAnsi="Markazi Text"/>
+          <w:rFonts w:ascii="Arakom" w:cs="Arakom" w:eastAsia="Arakom" w:hAnsi="Arakom"/>
           <w:b w:val="false"/>
           <w:bCs w:val="false"/>
           <w:color w:val="111111"/>
@@ -3118,7 +3118,7 @@
             </w:pPr>
             <w:r>
               <w:rPr>
-                <w:rFonts w:ascii="Markazi Text" w:cs="Markazi Text" w:eastAsia="Markazi Text" w:hAnsi="Markazi Text"/>
+                <w:rFonts w:ascii="Arakom" w:cs="Arakom" w:eastAsia="Arakom" w:hAnsi="Arakom"/>
                 <w:b w:val="false"/>
                 <w:bCs w:val="false"/>
                 <w:color w:val="111111"/>
@@ -3244,7 +3244,7 @@
             </w:pPr>
             <w:r>
               <w:rPr>
-                <w:rFonts w:ascii="Markazi Text" w:cs="Markazi Text" w:eastAsia="Markazi Text" w:hAnsi="Markazi Text"/>
+                <w:rFonts w:ascii="Arakom" w:cs="Arakom" w:eastAsia="Arakom" w:hAnsi="Arakom"/>
                 <w:b w:val="false"/>
                 <w:bCs w:val="false"/>
                 <w:color w:val="111111"/>
@@ -3370,7 +3370,7 @@
             </w:pPr>
             <w:r>
               <w:rPr>
-                <w:rFonts w:ascii="Markazi Text" w:cs="Markazi Text" w:eastAsia="Markazi Text" w:hAnsi="Markazi Text"/>
+                <w:rFonts w:ascii="Arakom" w:cs="Arakom" w:eastAsia="Arakom" w:hAnsi="Arakom"/>
                 <w:b w:val="false"/>
                 <w:bCs w:val="false"/>
                 <w:color w:val="111111"/>
@@ -3496,7 +3496,7 @@
             </w:pPr>
             <w:r>
               <w:rPr>
-                <w:rFonts w:ascii="Markazi Text" w:cs="Markazi Text" w:eastAsia="Markazi Text" w:hAnsi="Markazi Text"/>
+                <w:rFonts w:ascii="Arakom" w:cs="Arakom" w:eastAsia="Arakom" w:hAnsi="Arakom"/>
                 <w:b w:val="false"/>
                 <w:bCs w:val="false"/>
                 <w:color w:val="111111"/>
@@ -3622,7 +3622,7 @@
             </w:pPr>
             <w:r>
               <w:rPr>
-                <w:rFonts w:ascii="Markazi Text" w:cs="Markazi Text" w:eastAsia="Markazi Text" w:hAnsi="Markazi Text"/>
+                <w:rFonts w:ascii="Arakom" w:cs="Arakom" w:eastAsia="Arakom" w:hAnsi="Arakom"/>
                 <w:b w:val="false"/>
                 <w:bCs w:val="false"/>
                 <w:color w:val="111111"/>
@@ -3815,7 +3815,7 @@
             </w:pPr>
             <w:r>
               <w:rPr>
-                <w:rFonts w:ascii="Markazi Text" w:cs="Markazi Text" w:eastAsia="Markazi Text" w:hAnsi="Markazi Text"/>
+                <w:rFonts w:ascii="Arakom" w:cs="Arakom" w:eastAsia="Arakom" w:hAnsi="Arakom"/>
                 <w:b w:val="false"/>
                 <w:bCs w:val="false"/>
                 <w:color w:val="111111"/>
@@ -3922,7 +3922,7 @@
             </w:pPr>
             <w:r>
               <w:rPr>
-                <w:rFonts w:ascii="Markazi Text" w:cs="Markazi Text" w:eastAsia="Markazi Text" w:hAnsi="Markazi Text"/>
+                <w:rFonts w:ascii="Arakom" w:cs="Arakom" w:eastAsia="Arakom" w:hAnsi="Arakom"/>
                 <w:b w:val="false"/>
                 <w:bCs w:val="false"/>
                 <w:color w:val="111111"/>
@@ -3994,7 +3994,7 @@
             </w:pPr>
             <w:r>
               <w:rPr>
-                <w:rFonts w:ascii="Markazi Text" w:cs="Markazi Text" w:eastAsia="Markazi Text" w:hAnsi="Markazi Text"/>
+                <w:rFonts w:ascii="Arakom" w:cs="Arakom" w:eastAsia="Arakom" w:hAnsi="Arakom"/>
                 <w:b w:val="false"/>
                 <w:bCs w:val="false"/>
                 <w:color w:val="111111"/>
@@ -4066,7 +4066,7 @@
             </w:pPr>
             <w:r>
               <w:rPr>
-                <w:rFonts w:ascii="Markazi Text" w:cs="Markazi Text" w:eastAsia="Markazi Text" w:hAnsi="Markazi Text"/>
+                <w:rFonts w:ascii="Arakom" w:cs="Arakom" w:eastAsia="Arakom" w:hAnsi="Arakom"/>
                 <w:b w:val="false"/>
                 <w:bCs w:val="false"/>
                 <w:color w:val="111111"/>
@@ -4138,7 +4138,7 @@
             </w:pPr>
             <w:r>
               <w:rPr>
-                <w:rFonts w:ascii="Markazi Text" w:cs="Markazi Text" w:eastAsia="Markazi Text" w:hAnsi="Markazi Text"/>
+                <w:rFonts w:ascii="Arakom" w:cs="Arakom" w:eastAsia="Arakom" w:hAnsi="Arakom"/>
                 <w:b w:val="false"/>
                 <w:bCs w:val="false"/>
                 <w:color w:val="111111"/>
@@ -4210,7 +4210,7 @@
             </w:pPr>
             <w:r>
               <w:rPr>
-                <w:rFonts w:ascii="Markazi Text" w:cs="Markazi Text" w:eastAsia="Markazi Text" w:hAnsi="Markazi Text"/>
+                <w:rFonts w:ascii="Arakom" w:cs="Arakom" w:eastAsia="Arakom" w:hAnsi="Arakom"/>
                 <w:b w:val="false"/>
                 <w:bCs w:val="false"/>
                 <w:color w:val="111111"/>
@@ -4363,7 +4363,7 @@
             </w:pPr>
             <w:r>
               <w:rPr>
-                <w:rFonts w:ascii="Markazi Text" w:cs="Markazi Text" w:eastAsia="Markazi Text" w:hAnsi="Markazi Text"/>
+                <w:rFonts w:ascii="Arakom" w:cs="Arakom" w:eastAsia="Arakom" w:hAnsi="Arakom"/>
                 <w:b w:val="false"/>
                 <w:bCs w:val="false"/>
                 <w:color w:val="111111"/>
@@ -4893,7 +4893,7 @@
             </w:pPr>
             <w:r>
               <w:rPr>
-                <w:rFonts w:ascii="Markazi Text" w:cs="Markazi Text" w:eastAsia="Markazi Text" w:hAnsi="Markazi Text"/>
+                <w:rFonts w:ascii="Arakom" w:cs="Arakom" w:eastAsia="Arakom" w:hAnsi="Arakom"/>
                 <w:b w:val="false"/>
                 <w:bCs w:val="false"/>
                 <w:color w:val="111111"/>
@@ -4911,7 +4911,7 @@
             </w:pPr>
             <w:r>
               <w:rPr>
-                <w:rFonts w:ascii="Markazi Text" w:cs="Markazi Text" w:eastAsia="Markazi Text" w:hAnsi="Markazi Text"/>
+                <w:rFonts w:ascii="Arakom" w:cs="Arakom" w:eastAsia="Arakom" w:hAnsi="Arakom"/>
                 <w:b w:val="false"/>
                 <w:bCs w:val="false"/>
                 <w:color w:val="111111"/>
@@ -4929,7 +4929,7 @@
             </w:pPr>
             <w:r>
               <w:rPr>
-                <w:rFonts w:ascii="Markazi Text" w:cs="Markazi Text" w:eastAsia="Markazi Text" w:hAnsi="Markazi Text"/>
+                <w:rFonts w:ascii="Arakom" w:cs="Arakom" w:eastAsia="Arakom" w:hAnsi="Arakom"/>
                 <w:b w:val="false"/>
                 <w:bCs w:val="false"/>
                 <w:color w:val="111111"/>
@@ -4947,7 +4947,7 @@
             </w:pPr>
             <w:r>
               <w:rPr>
-                <w:rFonts w:ascii="Markazi Text" w:cs="Markazi Text" w:eastAsia="Markazi Text" w:hAnsi="Markazi Text"/>
+                <w:rFonts w:ascii="Arakom" w:cs="Arakom" w:eastAsia="Arakom" w:hAnsi="Arakom"/>
                 <w:b w:val="false"/>
                 <w:bCs w:val="false"/>
                 <w:color w:val="111111"/>
@@ -5073,7 +5073,7 @@
             </w:pPr>
             <w:r>
               <w:rPr>
-                <w:rFonts w:ascii="Markazi Text" w:cs="Markazi Text" w:eastAsia="Markazi Text" w:hAnsi="Markazi Text"/>
+                <w:rFonts w:ascii="Arakom" w:cs="Arakom" w:eastAsia="Arakom" w:hAnsi="Arakom"/>
                 <w:b w:val="false"/>
                 <w:bCs w:val="false"/>
                 <w:color w:val="111111"/>
@@ -5091,7 +5091,7 @@
             </w:pPr>
             <w:r>
               <w:rPr>
-                <w:rFonts w:ascii="Markazi Text" w:cs="Markazi Text" w:eastAsia="Markazi Text" w:hAnsi="Markazi Text"/>
+                <w:rFonts w:ascii="Arakom" w:cs="Arakom" w:eastAsia="Arakom" w:hAnsi="Arakom"/>
                 <w:b w:val="false"/>
                 <w:bCs w:val="false"/>
                 <w:color w:val="111111"/>
@@ -5109,7 +5109,7 @@
             </w:pPr>
             <w:r>
               <w:rPr>
-                <w:rFonts w:ascii="Markazi Text" w:cs="Markazi Text" w:eastAsia="Markazi Text" w:hAnsi="Markazi Text"/>
+                <w:rFonts w:ascii="Arakom" w:cs="Arakom" w:eastAsia="Arakom" w:hAnsi="Arakom"/>
                 <w:b w:val="false"/>
                 <w:bCs w:val="false"/>
                 <w:color w:val="111111"/>
@@ -5127,7 +5127,7 @@
             </w:pPr>
             <w:r>
               <w:rPr>
-                <w:rFonts w:ascii="Markazi Text" w:cs="Markazi Text" w:eastAsia="Markazi Text" w:hAnsi="Markazi Text"/>
+                <w:rFonts w:ascii="Arakom" w:cs="Arakom" w:eastAsia="Arakom" w:hAnsi="Arakom"/>
                 <w:b w:val="false"/>
                 <w:bCs w:val="false"/>
                 <w:color w:val="111111"/>
@@ -5145,7 +5145,7 @@
             </w:pPr>
             <w:r>
               <w:rPr>
-                <w:rFonts w:ascii="Markazi Text" w:cs="Markazi Text" w:eastAsia="Markazi Text" w:hAnsi="Markazi Text"/>
+                <w:rFonts w:ascii="Arakom" w:cs="Arakom" w:eastAsia="Arakom" w:hAnsi="Arakom"/>
                 <w:b w:val="false"/>
                 <w:bCs w:val="false"/>
                 <w:color w:val="111111"/>
@@ -7102,7 +7102,7 @@
             </w:pPr>
             <w:r>
               <w:rPr>
-                <w:rFonts w:ascii="Markazi Text" w:cs="Markazi Text" w:eastAsia="Markazi Text" w:hAnsi="Markazi Text"/>
+                <w:rFonts w:ascii="Arakom" w:cs="Arakom" w:eastAsia="Arakom" w:hAnsi="Arakom"/>
                 <w:b w:val="false"/>
                 <w:bCs w:val="false"/>
                 <w:color w:val="111111"/>
@@ -7272,7 +7272,7 @@
             </w:pPr>
             <w:r>
               <w:rPr>
-                <w:rFonts w:ascii="Markazi Text" w:cs="Markazi Text" w:eastAsia="Markazi Text" w:hAnsi="Markazi Text"/>
+                <w:rFonts w:ascii="Arakom" w:cs="Arakom" w:eastAsia="Arakom" w:hAnsi="Arakom"/>
                 <w:b w:val="false"/>
                 <w:bCs w:val="false"/>
                 <w:color w:val="111111"/>
@@ -7442,7 +7442,7 @@
             </w:pPr>
             <w:r>
               <w:rPr>
-                <w:rFonts w:ascii="Markazi Text" w:cs="Markazi Text" w:eastAsia="Markazi Text" w:hAnsi="Markazi Text"/>
+                <w:rFonts w:ascii="Arakom" w:cs="Arakom" w:eastAsia="Arakom" w:hAnsi="Arakom"/>
                 <w:b w:val="false"/>
                 <w:bCs w:val="false"/>
                 <w:color w:val="111111"/>
@@ -7612,7 +7612,7 @@
             </w:pPr>
             <w:r>
               <w:rPr>
-                <w:rFonts w:ascii="Markazi Text" w:cs="Markazi Text" w:eastAsia="Markazi Text" w:hAnsi="Markazi Text"/>
+                <w:rFonts w:ascii="Arakom" w:cs="Arakom" w:eastAsia="Arakom" w:hAnsi="Arakom"/>
                 <w:b w:val="false"/>
                 <w:bCs w:val="false"/>
                 <w:color w:val="111111"/>
@@ -7782,7 +7782,7 @@
             </w:pPr>
             <w:r>
               <w:rPr>
-                <w:rFonts w:ascii="Markazi Text" w:cs="Markazi Text" w:eastAsia="Markazi Text" w:hAnsi="Markazi Text"/>
+                <w:rFonts w:ascii="Arakom" w:cs="Arakom" w:eastAsia="Arakom" w:hAnsi="Arakom"/>
                 <w:b w:val="false"/>
                 <w:bCs w:val="false"/>
                 <w:color w:val="111111"/>
@@ -7952,7 +7952,7 @@
             </w:pPr>
             <w:r>
               <w:rPr>
-                <w:rFonts w:ascii="Markazi Text" w:cs="Markazi Text" w:eastAsia="Markazi Text" w:hAnsi="Markazi Text"/>
+                <w:rFonts w:ascii="Arakom" w:cs="Arakom" w:eastAsia="Arakom" w:hAnsi="Arakom"/>
                 <w:b w:val="false"/>
                 <w:bCs w:val="false"/>
                 <w:color w:val="111111"/>
@@ -8300,7 +8300,7 @@
             </w:pPr>
             <w:r>
               <w:rPr>
-                <w:rFonts w:ascii="Markazi Text" w:cs="Markazi Text" w:eastAsia="Markazi Text" w:hAnsi="Markazi Text"/>
+                <w:rFonts w:ascii="Arakom" w:cs="Arakom" w:eastAsia="Arakom" w:hAnsi="Arakom"/>
                 <w:b w:val="false"/>
                 <w:bCs w:val="false"/>
                 <w:color w:val="111111"/>
@@ -8396,7 +8396,7 @@
             </w:pPr>
             <w:r>
               <w:rPr>
-                <w:rFonts w:ascii="Markazi Text" w:cs="Markazi Text" w:eastAsia="Markazi Text" w:hAnsi="Markazi Text"/>
+                <w:rFonts w:ascii="Arakom" w:cs="Arakom" w:eastAsia="Arakom" w:hAnsi="Arakom"/>
                 <w:b w:val="false"/>
                 <w:bCs w:val="false"/>
                 <w:color w:val="111111"/>
@@ -8492,7 +8492,7 @@
             </w:pPr>
             <w:r>
               <w:rPr>
-                <w:rFonts w:ascii="Markazi Text" w:cs="Markazi Text" w:eastAsia="Markazi Text" w:hAnsi="Markazi Text"/>
+                <w:rFonts w:ascii="Arakom" w:cs="Arakom" w:eastAsia="Arakom" w:hAnsi="Arakom"/>
                 <w:b w:val="false"/>
                 <w:bCs w:val="false"/>
                 <w:color w:val="111111"/>
@@ -8588,7 +8588,7 @@
             </w:pPr>
             <w:r>
               <w:rPr>
-                <w:rFonts w:ascii="Markazi Text" w:cs="Markazi Text" w:eastAsia="Markazi Text" w:hAnsi="Markazi Text"/>
+                <w:rFonts w:ascii="Arakom" w:cs="Arakom" w:eastAsia="Arakom" w:hAnsi="Arakom"/>
                 <w:b w:val="false"/>
                 <w:bCs w:val="false"/>
                 <w:color w:val="111111"/>
@@ -8684,7 +8684,7 @@
             </w:pPr>
             <w:r>
               <w:rPr>
-                <w:rFonts w:ascii="Markazi Text" w:cs="Markazi Text" w:eastAsia="Markazi Text" w:hAnsi="Markazi Text"/>
+                <w:rFonts w:ascii="Arakom" w:cs="Arakom" w:eastAsia="Arakom" w:hAnsi="Arakom"/>
                 <w:b w:val="false"/>
                 <w:bCs w:val="false"/>
                 <w:color w:val="111111"/>
@@ -8780,7 +8780,7 @@
             </w:pPr>
             <w:r>
               <w:rPr>
-                <w:rFonts w:ascii="Markazi Text" w:cs="Markazi Text" w:eastAsia="Markazi Text" w:hAnsi="Markazi Text"/>
+                <w:rFonts w:ascii="Arakom" w:cs="Arakom" w:eastAsia="Arakom" w:hAnsi="Arakom"/>
                 <w:b w:val="false"/>
                 <w:bCs w:val="false"/>
                 <w:color w:val="111111"/>
@@ -8876,7 +8876,7 @@
             </w:pPr>
             <w:r>
               <w:rPr>
-                <w:rFonts w:ascii="Markazi Text" w:cs="Markazi Text" w:eastAsia="Markazi Text" w:hAnsi="Markazi Text"/>
+                <w:rFonts w:ascii="Arakom" w:cs="Arakom" w:eastAsia="Arakom" w:hAnsi="Arakom"/>
                 <w:b w:val="false"/>
                 <w:bCs w:val="false"/>
                 <w:color w:val="111111"/>
@@ -8972,7 +8972,7 @@
             </w:pPr>
             <w:r>
               <w:rPr>
-                <w:rFonts w:ascii="Markazi Text" w:cs="Markazi Text" w:eastAsia="Markazi Text" w:hAnsi="Markazi Text"/>
+                <w:rFonts w:ascii="Arakom" w:cs="Arakom" w:eastAsia="Arakom" w:hAnsi="Arakom"/>
                 <w:b w:val="false"/>
                 <w:bCs w:val="false"/>
                 <w:color w:val="111111"/>
@@ -9117,7 +9117,7 @@
             </w:pPr>
             <w:r>
               <w:rPr>
-                <w:rFonts w:ascii="Markazi Text" w:cs="Markazi Text" w:eastAsia="Markazi Text" w:hAnsi="Markazi Text"/>
+                <w:rFonts w:ascii="Arakom" w:cs="Arakom" w:eastAsia="Arakom" w:hAnsi="Arakom"/>
                 <w:b/>
                 <w:bCs/>
                 <w:color w:val="111111"/>
@@ -9135,7 +9135,7 @@
             </w:pPr>
             <w:r>
               <w:rPr>
-                <w:rFonts w:ascii="Markazi Text" w:cs="Markazi Text" w:eastAsia="Markazi Text" w:hAnsi="Markazi Text"/>
+                <w:rFonts w:ascii="Arakom" w:cs="Arakom" w:eastAsia="Arakom" w:hAnsi="Arakom"/>
                 <w:b w:val="false"/>
                 <w:bCs w:val="false"/>
                 <w:color w:val="111111"/>
@@ -9153,7 +9153,7 @@
             </w:pPr>
             <w:r>
               <w:rPr>
-                <w:rFonts w:ascii="Markazi Text" w:cs="Markazi Text" w:eastAsia="Markazi Text" w:hAnsi="Markazi Text"/>
+                <w:rFonts w:ascii="Arakom" w:cs="Arakom" w:eastAsia="Arakom" w:hAnsi="Arakom"/>
                 <w:b w:val="false"/>
                 <w:bCs w:val="false"/>
                 <w:color w:val="111111"/>
@@ -9171,7 +9171,7 @@
             </w:pPr>
             <w:r>
               <w:rPr>
-                <w:rFonts w:ascii="Markazi Text" w:cs="Markazi Text" w:eastAsia="Markazi Text" w:hAnsi="Markazi Text"/>
+                <w:rFonts w:ascii="Arakom" w:cs="Arakom" w:eastAsia="Arakom" w:hAnsi="Arakom"/>
                 <w:b w:val="false"/>
                 <w:bCs w:val="false"/>
                 <w:color w:val="111111"/>
@@ -9189,7 +9189,7 @@
             </w:pPr>
             <w:r>
               <w:rPr>
-                <w:rFonts w:ascii="Markazi Text" w:cs="Markazi Text" w:eastAsia="Markazi Text" w:hAnsi="Markazi Text"/>
+                <w:rFonts w:ascii="Arakom" w:cs="Arakom" w:eastAsia="Arakom" w:hAnsi="Arakom"/>
                 <w:b w:val="false"/>
                 <w:bCs w:val="false"/>
                 <w:color w:val="111111"/>
@@ -9243,7 +9243,7 @@
       </w:r>
       <w:r>
         <w:rPr>
-          <w:rFonts w:ascii="Markazi Text" w:cs="Markazi Text" w:eastAsia="Markazi Text" w:hAnsi="Markazi Text"/>
+          <w:rFonts w:ascii="Arakom" w:cs="Arakom" w:eastAsia="Arakom" w:hAnsi="Arakom"/>
           <w:b w:val="false"/>
           <w:bCs w:val="false"/>
           <w:color w:val="111111"/>
@@ -9299,7 +9299,7 @@
       </w:r>
       <w:r>
         <w:rPr>
-          <w:rFonts w:ascii="Markazi Text" w:cs="Markazi Text" w:eastAsia="Markazi Text" w:hAnsi="Markazi Text"/>
+          <w:rFonts w:ascii="Arakom" w:cs="Arakom" w:eastAsia="Arakom" w:hAnsi="Arakom"/>
           <w:b w:val="false"/>
           <w:bCs w:val="false"/>
           <w:color w:val="111111"/>
@@ -9355,7 +9355,7 @@
       </w:r>
       <w:r>
         <w:rPr>
-          <w:rFonts w:ascii="Markazi Text" w:cs="Markazi Text" w:eastAsia="Markazi Text" w:hAnsi="Markazi Text"/>
+          <w:rFonts w:ascii="Arakom" w:cs="Arakom" w:eastAsia="Arakom" w:hAnsi="Arakom"/>
           <w:b w:val="false"/>
           <w:bCs w:val="false"/>
           <w:color w:val="111111"/>
@@ -9411,7 +9411,7 @@
       </w:r>
       <w:r>
         <w:rPr>
-          <w:rFonts w:ascii="Markazi Text" w:cs="Markazi Text" w:eastAsia="Markazi Text" w:hAnsi="Markazi Text"/>
+          <w:rFonts w:ascii="Arakom" w:cs="Arakom" w:eastAsia="Arakom" w:hAnsi="Arakom"/>
           <w:b w:val="false"/>
           <w:bCs w:val="false"/>
           <w:color w:val="111111"/>
@@ -9564,7 +9564,7 @@
             </w:pPr>
             <w:r>
               <w:rPr>
-                <w:rFonts w:ascii="Markazi Text" w:cs="Markazi Text" w:eastAsia="Markazi Text" w:hAnsi="Markazi Text"/>
+                <w:rFonts w:ascii="Arakom" w:cs="Arakom" w:eastAsia="Arakom" w:hAnsi="Arakom"/>
                 <w:b w:val="false"/>
                 <w:bCs w:val="false"/>
                 <w:color w:val="111111"/>
@@ -9671,7 +9671,7 @@
             </w:pPr>
             <w:r>
               <w:rPr>
-                <w:rFonts w:ascii="Markazi Text" w:cs="Markazi Text" w:eastAsia="Markazi Text" w:hAnsi="Markazi Text"/>
+                <w:rFonts w:ascii="Arakom" w:cs="Arakom" w:eastAsia="Arakom" w:hAnsi="Arakom"/>
                 <w:b w:val="false"/>
                 <w:bCs w:val="false"/>
                 <w:color w:val="111111"/>
@@ -9743,7 +9743,7 @@
             </w:pPr>
             <w:r>
               <w:rPr>
-                <w:rFonts w:ascii="Markazi Text" w:cs="Markazi Text" w:eastAsia="Markazi Text" w:hAnsi="Markazi Text"/>
+                <w:rFonts w:ascii="Arakom" w:cs="Arakom" w:eastAsia="Arakom" w:hAnsi="Arakom"/>
                 <w:b w:val="false"/>
                 <w:bCs w:val="false"/>
                 <w:color w:val="111111"/>
@@ -9815,7 +9815,7 @@
             </w:pPr>
             <w:r>
               <w:rPr>
-                <w:rFonts w:ascii="Markazi Text" w:cs="Markazi Text" w:eastAsia="Markazi Text" w:hAnsi="Markazi Text"/>
+                <w:rFonts w:ascii="Arakom" w:cs="Arakom" w:eastAsia="Arakom" w:hAnsi="Arakom"/>
                 <w:b w:val="false"/>
                 <w:bCs w:val="false"/>
                 <w:color w:val="111111"/>
@@ -9887,7 +9887,7 @@
             </w:pPr>
             <w:r>
               <w:rPr>
-                <w:rFonts w:ascii="Markazi Text" w:cs="Markazi Text" w:eastAsia="Markazi Text" w:hAnsi="Markazi Text"/>
+                <w:rFonts w:ascii="Arakom" w:cs="Arakom" w:eastAsia="Arakom" w:hAnsi="Arakom"/>
                 <w:b w:val="false"/>
                 <w:bCs w:val="false"/>
                 <w:color w:val="111111"/>
@@ -9959,7 +9959,7 @@
             </w:pPr>
             <w:r>
               <w:rPr>
-                <w:rFonts w:ascii="Markazi Text" w:cs="Markazi Text" w:eastAsia="Markazi Text" w:hAnsi="Markazi Text"/>
+                <w:rFonts w:ascii="Arakom" w:cs="Arakom" w:eastAsia="Arakom" w:hAnsi="Arakom"/>
                 <w:b w:val="false"/>
                 <w:bCs w:val="false"/>
                 <w:color w:val="111111"/>
@@ -10239,7 +10239,7 @@
             </w:pPr>
             <w:r>
               <w:rPr>
-                <w:rFonts w:ascii="Markazi Text" w:cs="Markazi Text" w:eastAsia="Markazi Text" w:hAnsi="Markazi Text"/>
+                <w:rFonts w:ascii="Arakom" w:cs="Arakom" w:eastAsia="Arakom" w:hAnsi="Arakom"/>
                 <w:b w:val="false"/>
                 <w:bCs w:val="false"/>
                 <w:color w:val="111111"/>
@@ -10335,7 +10335,7 @@
             </w:pPr>
             <w:r>
               <w:rPr>
-                <w:rFonts w:ascii="Markazi Text" w:cs="Markazi Text" w:eastAsia="Markazi Text" w:hAnsi="Markazi Text"/>
+                <w:rFonts w:ascii="Arakom" w:cs="Arakom" w:eastAsia="Arakom" w:hAnsi="Arakom"/>
                 <w:b w:val="false"/>
                 <w:bCs w:val="false"/>
                 <w:color w:val="111111"/>
@@ -10431,7 +10431,7 @@
             </w:pPr>
             <w:r>
               <w:rPr>
-                <w:rFonts w:ascii="Markazi Text" w:cs="Markazi Text" w:eastAsia="Markazi Text" w:hAnsi="Markazi Text"/>
+                <w:rFonts w:ascii="Arakom" w:cs="Arakom" w:eastAsia="Arakom" w:hAnsi="Arakom"/>
                 <w:b w:val="false"/>
                 <w:bCs w:val="false"/>
                 <w:color w:val="111111"/>
@@ -10527,7 +10527,7 @@
             </w:pPr>
             <w:r>
               <w:rPr>
-                <w:rFonts w:ascii="Markazi Text" w:cs="Markazi Text" w:eastAsia="Markazi Text" w:hAnsi="Markazi Text"/>
+                <w:rFonts w:ascii="Arakom" w:cs="Arakom" w:eastAsia="Arakom" w:hAnsi="Arakom"/>
                 <w:b w:val="false"/>
                 <w:bCs w:val="false"/>
                 <w:color w:val="111111"/>
@@ -10623,7 +10623,7 @@
             </w:pPr>
             <w:r>
               <w:rPr>
-                <w:rFonts w:ascii="Markazi Text" w:cs="Markazi Text" w:eastAsia="Markazi Text" w:hAnsi="Markazi Text"/>
+                <w:rFonts w:ascii="Arakom" w:cs="Arakom" w:eastAsia="Arakom" w:hAnsi="Arakom"/>
                 <w:b w:val="false"/>
                 <w:bCs w:val="false"/>
                 <w:color w:val="111111"/>
@@ -10776,7 +10776,7 @@
             </w:pPr>
             <w:r>
               <w:rPr>
-                <w:rFonts w:ascii="Markazi Text" w:cs="Markazi Text" w:eastAsia="Markazi Text" w:hAnsi="Markazi Text"/>
+                <w:rFonts w:ascii="Arakom" w:cs="Arakom" w:eastAsia="Arakom" w:hAnsi="Arakom"/>
                 <w:b w:val="false"/>
                 <w:bCs w:val="false"/>
                 <w:color w:val="111111"/>
@@ -11306,7 +11306,7 @@
             </w:pPr>
             <w:r>
               <w:rPr>
-                <w:rFonts w:ascii="Markazi Text" w:cs="Markazi Text" w:eastAsia="Markazi Text" w:hAnsi="Markazi Text"/>
+                <w:rFonts w:ascii="Arakom" w:cs="Arakom" w:eastAsia="Arakom" w:hAnsi="Arakom"/>
                 <w:b w:val="false"/>
                 <w:bCs w:val="false"/>
                 <w:color w:val="111111"/>
@@ -11324,7 +11324,7 @@
             </w:pPr>
             <w:r>
               <w:rPr>
-                <w:rFonts w:ascii="Markazi Text" w:cs="Markazi Text" w:eastAsia="Markazi Text" w:hAnsi="Markazi Text"/>
+                <w:rFonts w:ascii="Arakom" w:cs="Arakom" w:eastAsia="Arakom" w:hAnsi="Arakom"/>
                 <w:b w:val="false"/>
                 <w:bCs w:val="false"/>
                 <w:color w:val="111111"/>
@@ -11342,7 +11342,7 @@
             </w:pPr>
             <w:r>
               <w:rPr>
-                <w:rFonts w:ascii="Markazi Text" w:cs="Markazi Text" w:eastAsia="Markazi Text" w:hAnsi="Markazi Text"/>
+                <w:rFonts w:ascii="Arakom" w:cs="Arakom" w:eastAsia="Arakom" w:hAnsi="Arakom"/>
                 <w:b w:val="false"/>
                 <w:bCs w:val="false"/>
                 <w:color w:val="111111"/>
@@ -11360,7 +11360,7 @@
             </w:pPr>
             <w:r>
               <w:rPr>
-                <w:rFonts w:ascii="Markazi Text" w:cs="Markazi Text" w:eastAsia="Markazi Text" w:hAnsi="Markazi Text"/>
+                <w:rFonts w:ascii="Arakom" w:cs="Arakom" w:eastAsia="Arakom" w:hAnsi="Arakom"/>
                 <w:b w:val="false"/>
                 <w:bCs w:val="false"/>
                 <w:color w:val="111111"/>
@@ -11423,7 +11423,7 @@
             </w:pPr>
             <w:r>
               <w:rPr>
-                <w:rFonts w:ascii="Markazi Text" w:cs="Markazi Text" w:eastAsia="Markazi Text" w:hAnsi="Markazi Text"/>
+                <w:rFonts w:ascii="Arakom" w:cs="Arakom" w:eastAsia="Arakom" w:hAnsi="Arakom"/>
                 <w:b w:val="false"/>
                 <w:bCs w:val="false"/>
                 <w:color w:val="111111"/>
@@ -11441,7 +11441,7 @@
             </w:pPr>
             <w:r>
               <w:rPr>
-                <w:rFonts w:ascii="Markazi Text" w:cs="Markazi Text" w:eastAsia="Markazi Text" w:hAnsi="Markazi Text"/>
+                <w:rFonts w:ascii="Arakom" w:cs="Arakom" w:eastAsia="Arakom" w:hAnsi="Arakom"/>
                 <w:b w:val="false"/>
                 <w:bCs w:val="false"/>
                 <w:color w:val="111111"/>
@@ -11459,7 +11459,7 @@
             </w:pPr>
             <w:r>
               <w:rPr>
-                <w:rFonts w:ascii="Markazi Text" w:cs="Markazi Text" w:eastAsia="Markazi Text" w:hAnsi="Markazi Text"/>
+                <w:rFonts w:ascii="Arakom" w:cs="Arakom" w:eastAsia="Arakom" w:hAnsi="Arakom"/>
                 <w:b w:val="false"/>
                 <w:bCs w:val="false"/>
                 <w:color w:val="111111"/>
@@ -11477,7 +11477,7 @@
             </w:pPr>
             <w:r>
               <w:rPr>
-                <w:rFonts w:ascii="Markazi Text" w:cs="Markazi Text" w:eastAsia="Markazi Text" w:hAnsi="Markazi Text"/>
+                <w:rFonts w:ascii="Arakom" w:cs="Arakom" w:eastAsia="Arakom" w:hAnsi="Arakom"/>
                 <w:b w:val="false"/>
                 <w:bCs w:val="false"/>
                 <w:color w:val="111111"/>
@@ -11495,7 +11495,7 @@
             </w:pPr>
             <w:r>
               <w:rPr>
-                <w:rFonts w:ascii="Markazi Text" w:cs="Markazi Text" w:eastAsia="Markazi Text" w:hAnsi="Markazi Text"/>
+                <w:rFonts w:ascii="Arakom" w:cs="Arakom" w:eastAsia="Arakom" w:hAnsi="Arakom"/>
                 <w:b w:val="false"/>
                 <w:bCs w:val="false"/>
                 <w:color w:val="111111"/>
@@ -11558,7 +11558,7 @@
             </w:pPr>
             <w:r>
               <w:rPr>
-                <w:rFonts w:ascii="Markazi Text" w:cs="Markazi Text" w:eastAsia="Markazi Text" w:hAnsi="Markazi Text"/>
+                <w:rFonts w:ascii="Arakom" w:cs="Arakom" w:eastAsia="Arakom" w:hAnsi="Arakom"/>
                 <w:b w:val="false"/>
                 <w:bCs w:val="false"/>
                 <w:color w:val="111111"/>
@@ -11576,7 +11576,7 @@
             </w:pPr>
             <w:r>
               <w:rPr>
-                <w:rFonts w:ascii="Markazi Text" w:cs="Markazi Text" w:eastAsia="Markazi Text" w:hAnsi="Markazi Text"/>
+                <w:rFonts w:ascii="Arakom" w:cs="Arakom" w:eastAsia="Arakom" w:hAnsi="Arakom"/>
                 <w:b w:val="false"/>
                 <w:bCs w:val="false"/>
                 <w:color w:val="111111"/>
@@ -11594,7 +11594,7 @@
             </w:pPr>
             <w:r>
               <w:rPr>
-                <w:rFonts w:ascii="Markazi Text" w:cs="Markazi Text" w:eastAsia="Markazi Text" w:hAnsi="Markazi Text"/>
+                <w:rFonts w:ascii="Arakom" w:cs="Arakom" w:eastAsia="Arakom" w:hAnsi="Arakom"/>
                 <w:b w:val="false"/>
                 <w:bCs w:val="false"/>
                 <w:color w:val="111111"/>
@@ -11612,7 +11612,7 @@
             </w:pPr>
             <w:r>
               <w:rPr>
-                <w:rFonts w:ascii="Markazi Text" w:cs="Markazi Text" w:eastAsia="Markazi Text" w:hAnsi="Markazi Text"/>
+                <w:rFonts w:ascii="Arakom" w:cs="Arakom" w:eastAsia="Arakom" w:hAnsi="Arakom"/>
                 <w:b w:val="false"/>
                 <w:bCs w:val="false"/>
                 <w:color w:val="111111"/>
@@ -11630,7 +11630,7 @@
             </w:pPr>
             <w:r>
               <w:rPr>
-                <w:rFonts w:ascii="Markazi Text" w:cs="Markazi Text" w:eastAsia="Markazi Text" w:hAnsi="Markazi Text"/>
+                <w:rFonts w:ascii="Arakom" w:cs="Arakom" w:eastAsia="Arakom" w:hAnsi="Arakom"/>
                 <w:b w:val="false"/>
                 <w:bCs w:val="false"/>
                 <w:color w:val="111111"/>
